--- a/docs/participant_data/module4/scripts/SSRainbowCake_EpiSummary.docx
+++ b/docs/participant_data/module4/scripts/SSRainbowCake_EpiSummary.docx
@@ -23,7 +23,7 @@
         <w:pStyle w:val="Date"/>
       </w:pPr>
       <w:r>
-        <w:t xml:space="preserve">2026-01-26</w:t>
+        <w:t xml:space="preserve">2026-01-27</w:t>
       </w:r>
     </w:p>
     <w:bookmarkStart w:id="20" w:name="introduction"/>

--- a/docs/participant_data/module4/scripts/SSRainbowCake_EpiSummary.docx
+++ b/docs/participant_data/module4/scripts/SSRainbowCake_EpiSummary.docx
@@ -23,7 +23,7 @@
         <w:pStyle w:val="Date"/>
       </w:pPr>
       <w:r>
-        <w:t xml:space="preserve">2026-01-27</w:t>
+        <w:t xml:space="preserve">2026-01-29</w:t>
       </w:r>
     </w:p>
     <w:bookmarkStart w:id="20" w:name="introduction"/>

--- a/docs/participant_data/module4/scripts/SSRainbowCake_EpiSummary.docx
+++ b/docs/participant_data/module4/scripts/SSRainbowCake_EpiSummary.docx
@@ -23,7 +23,7 @@
         <w:pStyle w:val="Date"/>
       </w:pPr>
       <w:r>
-        <w:t xml:space="preserve">2026-01-29</w:t>
+        <w:t xml:space="preserve">2026-01-30</w:t>
       </w:r>
     </w:p>
     <w:bookmarkStart w:id="20" w:name="introduction"/>
